--- a/docs/design/douyin-lifeservice-dispatch/抖音来客订单同步与门店微信播报系统-私有化部署解决方案-V1.0.docx
+++ b/docs/design/douyin-lifeservice-dispatch/抖音来客订单同步与门店微信播报系统-私有化部署解决方案-V1.0.docx
@@ -274,6 +274,7 @@
         <w:sectPr>
           <w:pgSz w:w="11906" w:h="16838" w:orient="portrait"/>
           <w:pgMar w:top="0" w:right="0" w:bottom="0" w:left="0" w:header="708" w:footer="708" w:gutter="0"/>
+          <w:pgNumType/>
           <w:docGrid w:linePitch="360"/>
         </w:sectPr>
       </w:pPr>
@@ -8640,7 +8641,7 @@
         <w:szCs w:val="18"/>
       </w:rPr>
       <w:fldChar w:fldCharType="begin"/>
-      <w:instrText xml:space="preserve"> PAGE \* ROMAN \* MERGEFORMAT </w:instrText>
+      <w:instrText xml:space="preserve">PAGE</w:instrText>
       <w:fldChar w:fldCharType="separate"/>
       <w:fldChar w:fldCharType="end"/>
     </w:r>
@@ -8662,7 +8663,7 @@
         <w:szCs w:val="18"/>
       </w:rPr>
       <w:fldChar w:fldCharType="begin"/>
-      <w:instrText xml:space="preserve"> PAGE \* arabic \* MERGEFORMAT </w:instrText>
+      <w:instrText xml:space="preserve">PAGE</w:instrText>
       <w:fldChar w:fldCharType="separate"/>
       <w:fldChar w:fldCharType="end"/>
     </w:r>
